--- a/docs/general-english/A2/build/a22-u20.docx
+++ b/docs/general-english/A2/build/a22-u20.docx
@@ -47,7 +47,7 @@
       <w:r>
         <w:drawing>
           <wp:inline>
-            <wp:extent cx="3209925" cy="1809750"/>
+            <wp:extent cx="5724525" cy="3228975"/>
             <wp:effectExtent b="0" l="0" r="0" t="0"/>
             <wp:docPr descr="The opening page of Unit 20, News, Stories and Messages: the grammar point is reported speech, and three things the learner will be able to do by the end of the unit." title="" id="21" name="Picture"/>
             <a:graphic>
@@ -68,7 +68,7 @@
                   <pic:spPr bwMode="auto">
                     <a:xfrm>
                       <a:off x="0" y="0"/>
-                      <a:ext cx="3209925" cy="1809750"/>
+                      <a:ext cx="5724525" cy="3228975"/>
                     </a:xfrm>
                     <a:prstGeom prst="rect">
                       <a:avLst/>
@@ -922,7 +922,7 @@
       <w:r>
         <w:drawing>
           <wp:inline>
-            <wp:extent cx="4257675" cy="1809750"/>
+            <wp:extent cx="5724525" cy="2428875"/>
             <wp:effectExtent b="0" l="0" r="0" t="0"/>
             <wp:docPr descr="What each of the six people at number 14 said about the van on Alder Street: Amina said twenty minutes, Tomas said an hour, Maya said she had not seen a van at all, Dani said somebody had told him it was a lorry, Mr Okonkwo said one sentence a week later, and Yuki wrote down what each of them said on the day." title="" id="24" name="Picture"/>
             <a:graphic>
@@ -943,7 +943,7 @@
                   <pic:spPr bwMode="auto">
                     <a:xfrm>
                       <a:off x="0" y="0"/>
-                      <a:ext cx="4257675" cy="1809750"/>
+                      <a:ext cx="5724525" cy="2428875"/>
                     </a:xfrm>
                     <a:prstGeom prst="rect">
                       <a:avLst/>
@@ -2169,7 +2169,7 @@
       <w:r>
         <w:drawing>
           <wp:inline>
-            <wp:extent cx="5143500" cy="1485900"/>
+            <wp:extent cx="5724525" cy="1647825"/>
             <wp:effectExtent b="0" l="0" r="0" t="0"/>
             <wp:docPr descr="The four messages the table asks about, each on its own card: the van is outside, I have not seen it, where is the key, and ring me tonight." title="" id="27" name="Picture"/>
             <a:graphic>
@@ -2190,7 +2190,7 @@
                   <pic:spPr bwMode="auto">
                     <a:xfrm>
                       <a:off x="0" y="0"/>
-                      <a:ext cx="5143500" cy="1485900"/>
+                      <a:ext cx="5724525" cy="1647825"/>
                     </a:xfrm>
                     <a:prstGeom prst="rect">
                       <a:avLst/>
@@ -2508,7 +2508,7 @@
       <w:r>
         <w:drawing>
           <wp:inline>
-            <wp:extent cx="4905375" cy="1809750"/>
+            <wp:extent cx="5724525" cy="2114550"/>
             <wp:effectExtent b="0" l="0" r="0" t="0"/>
             <wp:docPr descr="Five pairs of boxes stepping down to the right. The left box of each pair carries a pair of quotation marks, for the words as they were said; the right box is plain, for the same thing reported. A bar between them carries one tick for each step the tense moves back, and one pair has a struck-out question mark above it, because a reported question loses its mark as well as its word order. Five numbered lines run to the right for the learner to write each word." title="" id="30" name="Picture"/>
             <a:graphic>
@@ -2529,7 +2529,7 @@
                   <pic:spPr bwMode="auto">
                     <a:xfrm>
                       <a:off x="0" y="0"/>
-                      <a:ext cx="4905375" cy="1809750"/>
+                      <a:ext cx="5724525" cy="2114550"/>
                     </a:xfrm>
                     <a:prstGeom prst="rect">
                       <a:avLst/>
@@ -3734,7 +3734,7 @@
       <w:r>
         <w:drawing>
           <wp:inline>
-            <wp:extent cx="4381500" cy="1809750"/>
+            <wp:extent cx="5724525" cy="2362200"/>
             <wp:effectExtent b="0" l="0" r="0" t="0"/>
             <wp:docPr descr="The unit’s grammar as two columns. On the left the words as they were said, in the present and inside quotation marks. On the right the same thing reported: the marks are gone and the tense has moved back one step, which is the only change the learner has to make." title="" id="33" name="Picture"/>
             <a:graphic>
@@ -3755,7 +3755,7 @@
                   <pic:spPr bwMode="auto">
                     <a:xfrm>
                       <a:off x="0" y="0"/>
-                      <a:ext cx="4381500" cy="1809750"/>
+                      <a:ext cx="5724525" cy="2362200"/>
                     </a:xfrm>
                     <a:prstGeom prst="rect">
                       <a:avLst/>
@@ -4384,7 +4384,7 @@
       <w:r>
         <w:drawing>
           <wp:inline>
-            <wp:extent cx="5143500" cy="1533525"/>
+            <wp:extent cx="5724525" cy="1704975"/>
             <wp:effectExtent b="0" l="0" r="0" t="0"/>
             <wp:docPr descr="One April afternoon on a line, and how the story moved along the street: the van is outside on Tuesday, Amina counts twenty minutes at four, Tomas comes in at the end at five, Yuki writes it down that evening, and a week later Mr Okonkwo says one sentence." title="" id="36" name="Picture"/>
             <a:graphic>
@@ -4405,7 +4405,7 @@
                   <pic:spPr bwMode="auto">
                     <a:xfrm>
                       <a:off x="0" y="0"/>
-                      <a:ext cx="5143500" cy="1533525"/>
+                      <a:ext cx="5724525" cy="1704975"/>
                     </a:xfrm>
                     <a:prstGeom prst="rect">
                       <a:avLst/>
@@ -5124,7 +5124,7 @@
       <w:r>
         <w:drawing>
           <wp:inline>
-            <wp:extent cx="5143500" cy="1685925"/>
+            <wp:extent cx="5724525" cy="1876425"/>
             <wp:effectExtent b="0" l="0" r="0" t="0"/>
             <wp:docPr descr="The three listenings in this unit: Yuki and Maya compare what Amina and Tomas each said about the van, Dani asks Maya why she did not reply to his message, and Amina reports what each of the six said." title="" id="39" name="Picture"/>
             <a:graphic>
@@ -5145,7 +5145,7 @@
                   <pic:spPr bwMode="auto">
                     <a:xfrm>
                       <a:off x="0" y="0"/>
-                      <a:ext cx="5143500" cy="1685925"/>
+                      <a:ext cx="5724525" cy="1876425"/>
                     </a:xfrm>
                     <a:prstGeom prst="rect">
                       <a:avLst/>
@@ -6244,7 +6244,7 @@
       <w:r>
         <w:drawing>
           <wp:inline>
-            <wp:extent cx="5133975" cy="1809750"/>
+            <wp:extent cx="5724525" cy="2019300"/>
             <wp:effectExtent b="0" l="0" r="0" t="0"/>
             <wp:docPr descr="The two role-play cards side by side. Card A, asking: ask what was said, offer a different version, ask whether it is true, ask what to write down. Card B, reporting: report one person’s words, report the other’s exactly, answer the hard question in one word, say what to write." title="" id="42" name="Picture"/>
             <a:graphic>
@@ -6265,7 +6265,7 @@
                   <pic:spPr bwMode="auto">
                     <a:xfrm>
                       <a:off x="0" y="0"/>
-                      <a:ext cx="5133975" cy="1809750"/>
+                      <a:ext cx="5724525" cy="2019300"/>
                     </a:xfrm>
                     <a:prstGeom prst="rect">
                       <a:avLst/>
@@ -6521,7 +6521,7 @@
       <w:r>
         <w:drawing>
           <wp:inline>
-            <wp:extent cx="5143500" cy="1171575"/>
+            <wp:extent cx="5724525" cy="1304925"/>
             <wp:effectExtent b="0" l="0" r="0" t="0"/>
             <wp:docPr descr="One sentence passed along five people, in five stages with an arrow to the next: the first witness says she thinks it was about twenty minutes, then the colour goes, then the hour goes, and the fifth person says it was twenty minutes — shorter and surer, with nobody having lied anywhere along the line." title="" id="45" name="Picture"/>
             <a:graphic>
@@ -6542,7 +6542,7 @@
                   <pic:spPr bwMode="auto">
                     <a:xfrm>
                       <a:off x="0" y="0"/>
-                      <a:ext cx="5143500" cy="1171575"/>
+                      <a:ext cx="5724525" cy="1304925"/>
                     </a:xfrm>
                     <a:prstGeom prst="rect">
                       <a:avLst/>
@@ -7406,7 +7406,7 @@
       <w:r>
         <w:drawing>
           <wp:inline>
-            <wp:extent cx="5143500" cy="1409700"/>
+            <wp:extent cx="5724525" cy="1571625"/>
             <wp:effectExtent b="0" l="0" r="0" t="0"/>
             <wp:docPr descr="Three old ways of carrying news: a messenger on a horse, who managed about a hundred and sixty kilometres a day and was the limit for three thousand years; towers on hilltops with arms read through a telescope, which carried a short sentence across France in two hours but could not work at night or in fog; and the telegraph, the real break, because it was the first time a message could move without anything moving." title="" id="48" name="Picture"/>
             <a:graphic>
@@ -7427,7 +7427,7 @@
                   <pic:spPr bwMode="auto">
                     <a:xfrm>
                       <a:off x="0" y="0"/>
-                      <a:ext cx="5143500" cy="1409700"/>
+                      <a:ext cx="5724525" cy="1571625"/>
                     </a:xfrm>
                     <a:prstGeom prst="rect">
                       <a:avLst/>
@@ -7643,7 +7643,7 @@
       <w:r>
         <w:drawing>
           <wp:inline>
-            <wp:extent cx="5143500" cy="1685925"/>
+            <wp:extent cx="5724525" cy="1876425"/>
             <wp:effectExtent b="0" l="0" r="0" t="0"/>
             <wp:docPr descr="The shape of the piece the learner is about to write, in four steps: who told you, what they said, what you said back, and what they said to that." title="" id="51" name="Picture"/>
             <a:graphic>
@@ -7664,7 +7664,7 @@
                   <pic:spPr bwMode="auto">
                     <a:xfrm>
                       <a:off x="0" y="0"/>
-                      <a:ext cx="5143500" cy="1685925"/>
+                      <a:ext cx="5724525" cy="1876425"/>
                     </a:xfrm>
                     <a:prstGeom prst="rect">
                       <a:avLst/>
@@ -8288,7 +8288,7 @@
       <w:r>
         <w:drawing>
           <wp:inline>
-            <wp:extent cx="5143500" cy="1771650"/>
+            <wp:extent cx="5724525" cy="1971675"/>
             <wp:effectExtent b="0" l="0" r="0" t="0"/>
             <wp:docPr descr="Four things people say when they pass on a message, each with an arrow to what it does: passing on a message you were given to pass on, passing something on without standing behind it, asking to be left out of it, and refusing to guess while promising to find out." title="" id="54" name="Picture"/>
             <a:graphic>
@@ -8309,7 +8309,7 @@
                   <pic:spPr bwMode="auto">
                     <a:xfrm>
                       <a:off x="0" y="0"/>
-                      <a:ext cx="5143500" cy="1771650"/>
+                      <a:ext cx="5724525" cy="1971675"/>
                     </a:xfrm>
                     <a:prstGeom prst="rect">
                       <a:avLst/>
@@ -9328,7 +9328,7 @@
       <w:r>
         <w:drawing>
           <wp:inline>
-            <wp:extent cx="5143500" cy="1571625"/>
+            <wp:extent cx="5724525" cy="1752600"/>
             <wp:effectExtent b="0" l="0" r="0" t="0"/>
             <wp:docPr descr="A loudspeaker on a pole beside the street under it. At six in the morning: a voice reads the local news in most wards, on a system that has never been turned off. In the street under it: younger people say they do not hear it any more, a third of those asked could still say what had been announced, and the city has twice decided to keep the speakers because in a flood nobody checks a telephone." title="" id="57" name="Picture"/>
             <a:graphic>
@@ -9349,7 +9349,7 @@
                   <pic:spPr bwMode="auto">
                     <a:xfrm>
                       <a:off x="0" y="0"/>
-                      <a:ext cx="5143500" cy="1571625"/>
+                      <a:ext cx="5724525" cy="1752600"/>
                     </a:xfrm>
                     <a:prstGeom prst="rect">
                       <a:avLst/>
@@ -10564,7 +10564,7 @@
       <w:r>
         <w:drawing>
           <wp:inline>
-            <wp:extent cx="5143500" cy="1543050"/>
+            <wp:extent cx="5724525" cy="1724025"/>
             <wp:effectExtent b="0" l="0" r="0" t="0"/>
             <wp:docPr descr="The five Can-Do lines of the unit as a strip with a box to tick beside each, the last one marked Plus." title="" id="60" name="Picture"/>
             <a:graphic>
@@ -10585,7 +10585,7 @@
                   <pic:spPr bwMode="auto">
                     <a:xfrm>
                       <a:off x="0" y="0"/>
-                      <a:ext cx="5143500" cy="1543050"/>
+                      <a:ext cx="5724525" cy="1724025"/>
                     </a:xfrm>
                     <a:prstGeom prst="rect">
                       <a:avLst/>
